--- a/projects/valuepickr-open-screen/docs/Shriram AMC.docx
+++ b/projects/valuepickr-open-screen/docs/Shriram AMC.docx
@@ -879,6 +879,163 @@
           <w:szCs w:val="18"/>
         </w:rPr>
         <w:t xml:space="preserve">This is independent research and analysis for informational purposes only, not personalized financial or investment advice. Past multi-bagger performance and forum/social sentiment are not indicators of future returns. Do your own due diligence before investing.</w:t>
+      </w:r>
+    </w:p>
+    <w:p/>
+    <w:p>
+      <w:r>
+        <w:rPr>
+          <w:b/>
+          <w:sz w:val="28"/>
+        </w:rPr>
+        <w:t>🔄 RESEARCH UPDATE - 2026-10-05</w:t>
+      </w:r>
+    </w:p>
+    <w:p>
+      <w:r>
+        <w:rPr>
+          <w:b/>
+        </w:rPr>
+        <w:t>📊 Key Metrics:</w:t>
+      </w:r>
+    </w:p>
+    <w:p>
+      <w:pPr>
+        <w:ind w:left="360"/>
+      </w:pPr>
+      <w:r>
+        <w:t xml:space="preserve">  • Company: Shriram Asset Management Co Ltd</w:t>
+      </w:r>
+    </w:p>
+    <w:p>
+      <w:pPr>
+        <w:ind w:left="360"/>
+      </w:pPr>
+      <w:r>
+        <w:t xml:space="preserve">  • Conviction: Not rated</w:t>
+      </w:r>
+    </w:p>
+    <w:p>
+      <w:pPr>
+        <w:ind w:left="360"/>
+      </w:pPr>
+      <w:r>
+        <w:t xml:space="preserve">  • Thesis: neither</w:t>
+      </w:r>
+    </w:p>
+    <w:p>
+      <w:pPr>
+        <w:ind w:left="360"/>
+      </w:pPr>
+      <w:r>
+        <w:t xml:space="preserve">  • 4-Box Score: 2.0</w:t>
+      </w:r>
+    </w:p>
+    <w:p>
+      <w:pPr>
+        <w:ind w:left="360"/>
+      </w:pPr>
+      <w:r>
+        <w:t xml:space="preserve">  • Research Date: 2026-09-26</w:t>
+      </w:r>
+    </w:p>
+    <w:p>
+      <w:pPr>
+        <w:ind w:left="360"/>
+      </w:pPr>
+      <w:r>
+        <w:t xml:space="preserve">  • Red Flag: None</w:t>
+      </w:r>
+    </w:p>
+    <w:p/>
+    <w:p>
+      <w:r>
+        <w:rPr>
+          <w:b/>
+        </w:rPr>
+        <w:t>📝 Verdict:</w:t>
+      </w:r>
+    </w:p>
+    <w:p>
+      <w:pPr>
+        <w:ind w:left="360"/>
+      </w:pPr>
+      <w:r>
+        <w:t>Sub-scale AMC with real operating-leverage optionality but a stalled AUM and a valuation already pricing an inflection that hasn't arrived — 'neither', Low conviction</w:t>
+      </w:r>
+    </w:p>
+    <w:p/>
+    <w:p>
+      <w:r>
+        <w:rPr>
+          <w:b/>
+        </w:rPr>
+        <w:t>📈 Bull Case:</w:t>
+      </w:r>
+    </w:p>
+    <w:p>
+      <w:pPr>
+        <w:ind w:left="360"/>
+      </w:pPr>
+      <w:r>
+        <w:t>Operating-leverage optionality: tiny AUM base, fixed costs largely sunk, financialisation tailwind</w:t>
+      </w:r>
+    </w:p>
+    <w:p>
+      <w:pPr>
+        <w:ind w:left="360"/>
+      </w:pPr>
+      <w:r>
+        <w:t>Credible backers now on board (Sanlam ~USD 10bn AM; Shriram group) + group distribution being wired up</w:t>
+      </w:r>
+    </w:p>
+    <w:p>
+      <w:pPr>
+        <w:ind w:left="360"/>
+      </w:pPr>
+      <w:r>
+        <w:t>SIP / investor / distributor counts growing fast off a small base</w:t>
+      </w:r>
+    </w:p>
+    <w:p/>
+    <w:p>
+      <w:r>
+        <w:rPr>
+          <w:b/>
+        </w:rPr>
+        <w:t>📉 Bear Case:</w:t>
+      </w:r>
+    </w:p>
+    <w:p>
+      <w:pPr>
+        <w:ind w:left="360"/>
+      </w:pPr>
+      <w:r>
+        <w:t>AUM still ~Rs 900 Cr and flat for 6-9 months; no fund-alpha track record or MF brand recall</w:t>
+      </w:r>
+    </w:p>
+    <w:p>
+      <w:pPr>
+        <w:ind w:left="360"/>
+      </w:pPr>
+      <w:r>
+        <w:t>3-yr ROE ~-17%; loss-making; low entry barriers to the AMC business</w:t>
+      </w:r>
+    </w:p>
+    <w:p>
+      <w:pPr>
+        <w:ind w:left="360"/>
+      </w:pPr>
+      <w:r>
+        <w:t>~Rs 470 Cr / 3.4x book already prices a Rs 4,000-5,000 Cr equity-AUM outcome (elevated-user math)</w:t>
+      </w:r>
+    </w:p>
+    <w:p>
+      <w:pPr>
+        <w:ind w:left="360"/>
+      </w:pPr>
+      <w:r>
+        <w:t>Main forum proponent has cut position to ~5%; no trusted buy call</w:t>
       </w:r>
     </w:p>
     <w:sectPr>
